--- a/docs/handouts/Ch14_Capstone_STUDENT.docx
+++ b/docs/handouts/Ch14_Capstone_STUDENT.docx
@@ -1486,6 +1486,709 @@
         <w:t xml:space="preserve">, usually with a downward Optical Sensor that spots the black border and backs away (a great stretch goal).</w:t>
       </w:r>
     </w:p>
+    <w:p>
+      <w:pPr>
+        <w:pBdr>
+          <w:bottom w:val="single" w:color="2E75B6" w:sz="6" w:space="2"/>
+        </w:pBdr>
+        <w:spacing w:after="70" w:before="200"/>
+      </w:pPr>
+      <w:r>
+        <w:rPr>
+          <w:b/>
+          <w:bCs/>
+          <w:i w:val="false"/>
+          <w:iCs w:val="false"/>
+          <w:color w:val="2E75B6"/>
+          <w:sz w:val="24"/>
+          <w:szCs w:val="24"/>
+        </w:rPr>
+        <w:t xml:space="preserve">A Smarter Hunt: Reuse Your Chapter 13 Drivetrain</w:t>
+      </w:r>
+    </w:p>
+    <w:p>
+      <w:pPr>
+        <w:spacing w:after="40" w:before="0" w:line="264"/>
+      </w:pPr>
+      <w:r>
+        <w:rPr>
+          <w:b w:val="false"/>
+          <w:bCs w:val="false"/>
+          <w:i w:val="false"/>
+          <w:iCs w:val="false"/>
+        </w:rPr>
+        <w:t xml:space="preserve">That first version spins </w:t>
+      </w:r>
+      <w:r>
+        <w:rPr>
+          <w:b w:val="false"/>
+          <w:bCs w:val="false"/>
+          <w:i/>
+          <w:iCs/>
+        </w:rPr>
+        <w:t xml:space="preserve">blindly</w:t>
+      </w:r>
+      <w:r>
+        <w:rPr>
+          <w:b w:val="false"/>
+          <w:bCs w:val="false"/>
+          <w:i w:val="false"/>
+          <w:iCs w:val="false"/>
+        </w:rPr>
+        <w:t xml:space="preserve"> to search and charges </w:t>
+      </w:r>
+      <w:r>
+        <w:rPr>
+          <w:b w:val="false"/>
+          <w:bCs w:val="false"/>
+          <w:i/>
+          <w:iCs/>
+        </w:rPr>
+        <w:t xml:space="preserve">open-loop</w:t>
+      </w:r>
+      <w:r>
+        <w:rPr>
+          <w:b w:val="false"/>
+          <w:bCs w:val="false"/>
+          <w:i w:val="false"/>
+          <w:iCs w:val="false"/>
+        </w:rPr>
+        <w:t xml:space="preserve"> — it works, but it can't aim or measure. You already built something better in Chapter 13: the </w:t>
+      </w:r>
+      <w:r>
+        <w:rPr>
+          <w:b/>
+          <w:bCs/>
+          <w:i w:val="false"/>
+          <w:iCs w:val="false"/>
+        </w:rPr>
+        <w:t xml:space="preserve">smart drivetrain</w:t>
+      </w:r>
+      <w:r>
+        <w:rPr>
+          <w:b w:val="false"/>
+          <w:bCs w:val="false"/>
+          <w:i w:val="false"/>
+          <w:iCs w:val="false"/>
+        </w:rPr>
+        <w:t xml:space="preserve">. Reuse that same Drivetrain here and the robot can </w:t>
+      </w:r>
+      <w:r>
+        <w:rPr>
+          <w:b/>
+          <w:bCs/>
+          <w:i w:val="false"/>
+          <w:iCs w:val="false"/>
+        </w:rPr>
+        <w:t xml:space="preserve">sweep by an exact angle</w:t>
+      </w:r>
+      <w:r>
+        <w:rPr>
+          <w:b w:val="false"/>
+          <w:bCs w:val="false"/>
+          <w:i w:val="false"/>
+          <w:iCs w:val="false"/>
+        </w:rPr>
+        <w:t xml:space="preserve"> to scan the ring and </w:t>
+      </w:r>
+      <w:r>
+        <w:rPr>
+          <w:b/>
+          <w:bCs/>
+          <w:i w:val="false"/>
+          <w:iCs w:val="false"/>
+        </w:rPr>
+        <w:t xml:space="preserve">charge an exact distance</w:t>
+      </w:r>
+      <w:r>
+        <w:rPr>
+          <w:b w:val="false"/>
+          <w:bCs w:val="false"/>
+          <w:i w:val="false"/>
+          <w:iCs w:val="false"/>
+        </w:rPr>
+        <w:t xml:space="preserve"> — the EXP Brain's built-in inertial measures every turn for you.</w:t>
+      </w:r>
+    </w:p>
+    <w:p>
+      <w:pPr>
+        <w:spacing w:after="30" w:before="150"/>
+      </w:pPr>
+      <w:r>
+        <w:rPr>
+          <w:rFonts w:ascii="Consolas" w:cs="Consolas" w:eastAsia="Consolas" w:hAnsi="Consolas"/>
+          <w:b/>
+          <w:bCs/>
+          <w:i w:val="false"/>
+          <w:iCs w:val="false"/>
+          <w:color w:val="2E75B6"/>
+          <w:sz w:val="16"/>
+          <w:szCs w:val="16"/>
+        </w:rPr>
+        <w:t xml:space="preserve">The same drivetrain from Chapter 13 — now hunting</w:t>
+      </w:r>
+    </w:p>
+    <w:tbl>
+      <w:tblPr>
+        <w:tblW w:type="dxa" w:w="9360"/>
+        <w:tblBorders>
+          <w:top w:val="none"/>
+          <w:left w:val="single" w:color="2E75B6" w:sz="18"/>
+          <w:bottom w:val="none"/>
+          <w:right w:val="none"/>
+          <w:insideH w:val="none"/>
+          <w:insideV w:val="none"/>
+        </w:tblBorders>
+      </w:tblPr>
+      <w:tblGrid>
+        <w:gridCol w:w="100"/>
+      </w:tblGrid>
+      <w:tr>
+        <w:tc>
+          <w:tcPr>
+            <w:tcW w:type="dxa" w:w="9360"/>
+            <w:shd w:fill="F4F4F4" w:val="clear"/>
+            <w:tcMar>
+              <w:top w:type="dxa" w:w="90"/>
+              <w:left w:type="dxa" w:w="150"/>
+              <w:bottom w:type="dxa" w:w="90"/>
+              <w:right w:type="dxa" w:w="150"/>
+            </w:tcMar>
+          </w:tcPr>
+          <w:p>
+            <w:pPr>
+              <w:spacing w:after="0" w:before="0" w:line="238"/>
+            </w:pPr>
+            <w:r>
+              <w:rPr>
+                <w:rFonts w:ascii="Consolas" w:cs="Consolas" w:eastAsia="Consolas" w:hAnsi="Consolas"/>
+                <w:b w:val="false"/>
+                <w:bCs w:val="false"/>
+                <w:i w:val="false"/>
+                <w:iCs w:val="false"/>
+                <w:color w:val="243240"/>
+                <w:sz w:val="18"/>
+                <w:szCs w:val="18"/>
+              </w:rPr>
+              <w:t xml:space="preserve">distance frontEye = distance(PORT2);</w:t>
+            </w:r>
+            <w:r>
+              <w:rPr>
+                <w:rFonts w:ascii="Consolas" w:cs="Consolas" w:eastAsia="Consolas" w:hAnsi="Consolas"/>
+                <w:b w:val="false"/>
+                <w:bCs w:val="false"/>
+                <w:i/>
+                <w:iCs/>
+                <w:color w:val="6E7B89"/>
+                <w:sz w:val="18"/>
+                <w:szCs w:val="18"/>
+              </w:rPr>
+              <w:t xml:space="preserve">   // looks for the opponent</w:t>
+            </w:r>
+          </w:p>
+          <w:p>
+            <w:pPr>
+              <w:spacing w:after="0" w:before="0" w:line="238"/>
+            </w:pPr>
+            <w:r>
+              <w:rPr>
+                <w:rFonts w:ascii="Consolas" w:cs="Consolas" w:eastAsia="Consolas" w:hAnsi="Consolas"/>
+                <w:b w:val="false"/>
+                <w:bCs w:val="false"/>
+                <w:i w:val="false"/>
+                <w:iCs w:val="false"/>
+                <w:color w:val="243240"/>
+                <w:sz w:val="18"/>
+                <w:szCs w:val="18"/>
+              </w:rPr>
+              <w:t xml:space="preserve"> </w:t>
+            </w:r>
+          </w:p>
+          <w:p>
+            <w:pPr>
+              <w:spacing w:after="0" w:before="0" w:line="238"/>
+            </w:pPr>
+            <w:r>
+              <w:rPr>
+                <w:rFonts w:ascii="Consolas" w:cs="Consolas" w:eastAsia="Consolas" w:hAnsi="Consolas"/>
+                <w:b w:val="false"/>
+                <w:bCs w:val="false"/>
+                <w:i/>
+                <w:iCs/>
+                <w:color w:val="6E7B89"/>
+                <w:sz w:val="18"/>
+                <w:szCs w:val="18"/>
+              </w:rPr>
+              <w:t xml:space="preserve">// reuse the smart drivetrain you built in Chapter 13:</w:t>
+            </w:r>
+          </w:p>
+          <w:p>
+            <w:pPr>
+              <w:spacing w:after="0" w:before="0" w:line="238"/>
+            </w:pPr>
+            <w:r>
+              <w:rPr>
+                <w:rFonts w:ascii="Consolas" w:cs="Consolas" w:eastAsia="Consolas" w:hAnsi="Consolas"/>
+                <w:b w:val="false"/>
+                <w:bCs w:val="false"/>
+                <w:i/>
+                <w:iCs/>
+                <w:color w:val="6E7B89"/>
+                <w:sz w:val="18"/>
+                <w:szCs w:val="18"/>
+              </w:rPr>
+              <w:t xml:space="preserve">//   motor_group leftSide / rightSide, inertial DriveIMU,</w:t>
+            </w:r>
+          </w:p>
+          <w:p>
+            <w:pPr>
+              <w:spacing w:after="0" w:before="0" w:line="238"/>
+            </w:pPr>
+            <w:r>
+              <w:rPr>
+                <w:rFonts w:ascii="Consolas" w:cs="Consolas" w:eastAsia="Consolas" w:hAnsi="Consolas"/>
+                <w:b w:val="false"/>
+                <w:bCs w:val="false"/>
+                <w:i/>
+                <w:iCs/>
+                <w:color w:val="6E7B89"/>
+                <w:sz w:val="18"/>
+                <w:szCs w:val="18"/>
+              </w:rPr>
+              <w:t xml:space="preserve">//   smartdrive Drivetrain = smartdrive(..., DriveIMU, ...)</w:t>
+            </w:r>
+          </w:p>
+          <w:p>
+            <w:pPr>
+              <w:spacing w:after="0" w:before="0" w:line="238"/>
+            </w:pPr>
+            <w:r>
+              <w:rPr>
+                <w:rFonts w:ascii="Consolas" w:cs="Consolas" w:eastAsia="Consolas" w:hAnsi="Consolas"/>
+                <w:b w:val="false"/>
+                <w:bCs w:val="false"/>
+                <w:i w:val="false"/>
+                <w:iCs w:val="false"/>
+                <w:color w:val="243240"/>
+                <w:sz w:val="18"/>
+                <w:szCs w:val="18"/>
+              </w:rPr>
+              <w:t xml:space="preserve"> </w:t>
+            </w:r>
+          </w:p>
+          <w:p>
+            <w:pPr>
+              <w:spacing w:after="0" w:before="0" w:line="238"/>
+            </w:pPr>
+            <w:r>
+              <w:rPr>
+                <w:rFonts w:ascii="Consolas" w:cs="Consolas" w:eastAsia="Consolas" w:hAnsi="Consolas"/>
+                <w:b w:val="false"/>
+                <w:bCs w:val="false"/>
+                <w:i w:val="false"/>
+                <w:iCs w:val="false"/>
+                <w:color w:val="243240"/>
+                <w:sz w:val="18"/>
+                <w:szCs w:val="18"/>
+              </w:rPr>
+              <w:t xml:space="preserve">int main() {</w:t>
+            </w:r>
+          </w:p>
+          <w:p>
+            <w:pPr>
+              <w:spacing w:after="0" w:before="0" w:line="238"/>
+            </w:pPr>
+            <w:r>
+              <w:rPr>
+                <w:rFonts w:ascii="Consolas" w:cs="Consolas" w:eastAsia="Consolas" w:hAnsi="Consolas"/>
+                <w:b w:val="false"/>
+                <w:bCs w:val="false"/>
+                <w:i w:val="false"/>
+                <w:iCs w:val="false"/>
+                <w:color w:val="243240"/>
+                <w:sz w:val="18"/>
+                <w:szCs w:val="18"/>
+              </w:rPr>
+              <w:t xml:space="preserve">    vexcodeInit();</w:t>
+            </w:r>
+          </w:p>
+          <w:p>
+            <w:pPr>
+              <w:spacing w:after="0" w:before="0" w:line="238"/>
+            </w:pPr>
+            <w:r>
+              <w:rPr>
+                <w:rFonts w:ascii="Consolas" w:cs="Consolas" w:eastAsia="Consolas" w:hAnsi="Consolas"/>
+                <w:b w:val="false"/>
+                <w:bCs w:val="false"/>
+                <w:i/>
+                <w:iCs/>
+                <w:color w:val="6E7B89"/>
+                <w:sz w:val="18"/>
+                <w:szCs w:val="18"/>
+              </w:rPr>
+              <w:t xml:space="preserve">    // calibrate the inertial first -- hold still:</w:t>
+            </w:r>
+          </w:p>
+          <w:p>
+            <w:pPr>
+              <w:spacing w:after="0" w:before="0" w:line="238"/>
+            </w:pPr>
+            <w:r>
+              <w:rPr>
+                <w:rFonts w:ascii="Consolas" w:cs="Consolas" w:eastAsia="Consolas" w:hAnsi="Consolas"/>
+                <w:b w:val="false"/>
+                <w:bCs w:val="false"/>
+                <w:i w:val="false"/>
+                <w:iCs w:val="false"/>
+                <w:color w:val="243240"/>
+                <w:sz w:val="18"/>
+                <w:szCs w:val="18"/>
+              </w:rPr>
+              <w:t xml:space="preserve">    DriveIMU.calibrate();</w:t>
+            </w:r>
+          </w:p>
+          <w:p>
+            <w:pPr>
+              <w:spacing w:after="0" w:before="0" w:line="238"/>
+            </w:pPr>
+            <w:r>
+              <w:rPr>
+                <w:rFonts w:ascii="Consolas" w:cs="Consolas" w:eastAsia="Consolas" w:hAnsi="Consolas"/>
+                <w:b w:val="false"/>
+                <w:bCs w:val="false"/>
+                <w:i w:val="false"/>
+                <w:iCs w:val="false"/>
+                <w:color w:val="243240"/>
+                <w:sz w:val="18"/>
+                <w:szCs w:val="18"/>
+              </w:rPr>
+              <w:t xml:space="preserve">    while (DriveIMU.isCalibrating()) wait(50, msec);</w:t>
+            </w:r>
+          </w:p>
+          <w:p>
+            <w:pPr>
+              <w:spacing w:after="0" w:before="0" w:line="238"/>
+            </w:pPr>
+            <w:r>
+              <w:rPr>
+                <w:rFonts w:ascii="Consolas" w:cs="Consolas" w:eastAsia="Consolas" w:hAnsi="Consolas"/>
+                <w:b w:val="false"/>
+                <w:bCs w:val="false"/>
+                <w:i w:val="false"/>
+                <w:iCs w:val="false"/>
+                <w:color w:val="243240"/>
+                <w:sz w:val="18"/>
+                <w:szCs w:val="18"/>
+              </w:rPr>
+              <w:t xml:space="preserve"> </w:t>
+            </w:r>
+          </w:p>
+          <w:p>
+            <w:pPr>
+              <w:spacing w:after="0" w:before="0" w:line="238"/>
+            </w:pPr>
+            <w:r>
+              <w:rPr>
+                <w:rFonts w:ascii="Consolas" w:cs="Consolas" w:eastAsia="Consolas" w:hAnsi="Consolas"/>
+                <w:b w:val="false"/>
+                <w:bCs w:val="false"/>
+                <w:i w:val="false"/>
+                <w:iCs w:val="false"/>
+                <w:color w:val="243240"/>
+                <w:sz w:val="18"/>
+                <w:szCs w:val="18"/>
+              </w:rPr>
+              <w:t xml:space="preserve">    while (true) {</w:t>
+            </w:r>
+          </w:p>
+          <w:p>
+            <w:pPr>
+              <w:spacing w:after="0" w:before="0" w:line="238"/>
+            </w:pPr>
+            <w:r>
+              <w:rPr>
+                <w:rFonts w:ascii="Consolas" w:cs="Consolas" w:eastAsia="Consolas" w:hAnsi="Consolas"/>
+                <w:b w:val="false"/>
+                <w:bCs w:val="false"/>
+                <w:i/>
+                <w:iCs/>
+                <w:color w:val="6E7B89"/>
+                <w:sz w:val="18"/>
+                <w:szCs w:val="18"/>
+              </w:rPr>
+              <w:t xml:space="preserve">        // opponent close ahead? charge an exact 12 in:</w:t>
+            </w:r>
+          </w:p>
+          <w:p>
+            <w:pPr>
+              <w:spacing w:after="0" w:before="0" w:line="238"/>
+            </w:pPr>
+            <w:r>
+              <w:rPr>
+                <w:rFonts w:ascii="Consolas" w:cs="Consolas" w:eastAsia="Consolas" w:hAnsi="Consolas"/>
+                <w:b w:val="false"/>
+                <w:bCs w:val="false"/>
+                <w:i w:val="false"/>
+                <w:iCs w:val="false"/>
+                <w:color w:val="243240"/>
+                <w:sz w:val="18"/>
+                <w:szCs w:val="18"/>
+              </w:rPr>
+              <w:t xml:space="preserve">        if (frontEye.objectDistance(mm) &lt; 400) {</w:t>
+            </w:r>
+          </w:p>
+          <w:p>
+            <w:pPr>
+              <w:spacing w:after="0" w:before="0" w:line="238"/>
+            </w:pPr>
+            <w:r>
+              <w:rPr>
+                <w:rFonts w:ascii="Consolas" w:cs="Consolas" w:eastAsia="Consolas" w:hAnsi="Consolas"/>
+                <w:b w:val="false"/>
+                <w:bCs w:val="false"/>
+                <w:i w:val="false"/>
+                <w:iCs w:val="false"/>
+                <w:color w:val="243240"/>
+                <w:sz w:val="18"/>
+                <w:szCs w:val="18"/>
+              </w:rPr>
+              <w:t xml:space="preserve">            Drivetrain.driveFor(forward, 12, inches);</w:t>
+            </w:r>
+          </w:p>
+          <w:p>
+            <w:pPr>
+              <w:spacing w:after="0" w:before="0" w:line="238"/>
+            </w:pPr>
+            <w:r>
+              <w:rPr>
+                <w:rFonts w:ascii="Consolas" w:cs="Consolas" w:eastAsia="Consolas" w:hAnsi="Consolas"/>
+                <w:b w:val="false"/>
+                <w:bCs w:val="false"/>
+                <w:i w:val="false"/>
+                <w:iCs w:val="false"/>
+                <w:color w:val="243240"/>
+                <w:sz w:val="18"/>
+                <w:szCs w:val="18"/>
+              </w:rPr>
+              <w:t xml:space="preserve">        } else {</w:t>
+            </w:r>
+          </w:p>
+          <w:p>
+            <w:pPr>
+              <w:spacing w:after="0" w:before="0" w:line="238"/>
+            </w:pPr>
+            <w:r>
+              <w:rPr>
+                <w:rFonts w:ascii="Consolas" w:cs="Consolas" w:eastAsia="Consolas" w:hAnsi="Consolas"/>
+                <w:b w:val="false"/>
+                <w:bCs w:val="false"/>
+                <w:i/>
+                <w:iCs/>
+                <w:color w:val="6E7B89"/>
+                <w:sz w:val="18"/>
+                <w:szCs w:val="18"/>
+              </w:rPr>
+              <w:t xml:space="preserve">            // can't see one -- sweep 30 deg, then look:</w:t>
+            </w:r>
+          </w:p>
+          <w:p>
+            <w:pPr>
+              <w:spacing w:after="0" w:before="0" w:line="238"/>
+            </w:pPr>
+            <w:r>
+              <w:rPr>
+                <w:rFonts w:ascii="Consolas" w:cs="Consolas" w:eastAsia="Consolas" w:hAnsi="Consolas"/>
+                <w:b w:val="false"/>
+                <w:bCs w:val="false"/>
+                <w:i w:val="false"/>
+                <w:iCs w:val="false"/>
+                <w:color w:val="243240"/>
+                <w:sz w:val="18"/>
+                <w:szCs w:val="18"/>
+              </w:rPr>
+              <w:t xml:space="preserve">            Drivetrain.turnToHeading(</w:t>
+            </w:r>
+          </w:p>
+          <w:p>
+            <w:pPr>
+              <w:spacing w:after="0" w:before="0" w:line="238"/>
+            </w:pPr>
+            <w:r>
+              <w:rPr>
+                <w:rFonts w:ascii="Consolas" w:cs="Consolas" w:eastAsia="Consolas" w:hAnsi="Consolas"/>
+                <w:b w:val="false"/>
+                <w:bCs w:val="false"/>
+                <w:i w:val="false"/>
+                <w:iCs w:val="false"/>
+                <w:color w:val="243240"/>
+                <w:sz w:val="18"/>
+                <w:szCs w:val="18"/>
+              </w:rPr>
+              <w:t xml:space="preserve">                DriveIMU.heading(degrees) + 30, degrees);</w:t>
+            </w:r>
+          </w:p>
+          <w:p>
+            <w:pPr>
+              <w:spacing w:after="0" w:before="0" w:line="238"/>
+            </w:pPr>
+            <w:r>
+              <w:rPr>
+                <w:rFonts w:ascii="Consolas" w:cs="Consolas" w:eastAsia="Consolas" w:hAnsi="Consolas"/>
+                <w:b w:val="false"/>
+                <w:bCs w:val="false"/>
+                <w:i w:val="false"/>
+                <w:iCs w:val="false"/>
+                <w:color w:val="243240"/>
+                <w:sz w:val="18"/>
+                <w:szCs w:val="18"/>
+              </w:rPr>
+              <w:t xml:space="preserve">        }</w:t>
+            </w:r>
+          </w:p>
+          <w:p>
+            <w:pPr>
+              <w:spacing w:after="0" w:before="0" w:line="238"/>
+            </w:pPr>
+            <w:r>
+              <w:rPr>
+                <w:rFonts w:ascii="Consolas" w:cs="Consolas" w:eastAsia="Consolas" w:hAnsi="Consolas"/>
+                <w:b w:val="false"/>
+                <w:bCs w:val="false"/>
+                <w:i w:val="false"/>
+                <w:iCs w:val="false"/>
+                <w:color w:val="243240"/>
+                <w:sz w:val="18"/>
+                <w:szCs w:val="18"/>
+              </w:rPr>
+              <w:t xml:space="preserve">    }</w:t>
+            </w:r>
+          </w:p>
+          <w:p>
+            <w:pPr>
+              <w:spacing w:after="0" w:before="0" w:line="238"/>
+            </w:pPr>
+            <w:r>
+              <w:rPr>
+                <w:rFonts w:ascii="Consolas" w:cs="Consolas" w:eastAsia="Consolas" w:hAnsi="Consolas"/>
+                <w:b w:val="false"/>
+                <w:bCs w:val="false"/>
+                <w:i w:val="false"/>
+                <w:iCs w:val="false"/>
+                <w:color w:val="243240"/>
+                <w:sz w:val="18"/>
+                <w:szCs w:val="18"/>
+              </w:rPr>
+              <w:t xml:space="preserve">}</w:t>
+            </w:r>
+          </w:p>
+        </w:tc>
+      </w:tr>
+    </w:tbl>
+    <w:p>
+      <w:pPr>
+        <w:spacing w:after="40" w:before="20" w:line="264"/>
+      </w:pPr>
+      <w:r>
+        <w:rPr>
+          <w:b w:val="false"/>
+          <w:bCs w:val="false"/>
+          <w:i w:val="false"/>
+          <w:iCs w:val="false"/>
+        </w:rPr>
+        <w:t xml:space="preserve">It's the very same two commands from Chapter 13 — </w:t>
+      </w:r>
+      <w:r>
+        <w:rPr>
+          <w:b/>
+          <w:bCs/>
+          <w:i w:val="false"/>
+          <w:iCs w:val="false"/>
+        </w:rPr>
+        <w:t xml:space="preserve">turnToHeading</w:t>
+      </w:r>
+      <w:r>
+        <w:rPr>
+          <w:b w:val="false"/>
+          <w:bCs w:val="false"/>
+          <w:i w:val="false"/>
+          <w:iCs w:val="false"/>
+        </w:rPr>
+        <w:t xml:space="preserve"> to point at an exact angle and </w:t>
+      </w:r>
+      <w:r>
+        <w:rPr>
+          <w:b/>
+          <w:bCs/>
+          <w:i w:val="false"/>
+          <w:iCs w:val="false"/>
+        </w:rPr>
+        <w:t xml:space="preserve">driveFor</w:t>
+      </w:r>
+      <w:r>
+        <w:rPr>
+          <w:b w:val="false"/>
+          <w:bCs w:val="false"/>
+          <w:i w:val="false"/>
+          <w:iCs w:val="false"/>
+        </w:rPr>
+        <w:t xml:space="preserve"> to roll an exact distance — only now they're doing a job. Adding 30° to the current heading each pass turns the blind spin into a measured search sweep.</w:t>
+      </w:r>
+    </w:p>
+    <w:tbl>
+      <w:tblPr>
+        <w:tblW w:type="dxa" w:w="9360"/>
+        <w:tblBorders>
+          <w:top w:val="none"/>
+          <w:left w:val="single" w:color="3F6B2A" w:sz="18"/>
+          <w:bottom w:val="none"/>
+          <w:right w:val="none"/>
+          <w:insideH w:val="none"/>
+          <w:insideV w:val="none"/>
+        </w:tblBorders>
+      </w:tblPr>
+      <w:tblGrid>
+        <w:gridCol w:w="100"/>
+      </w:tblGrid>
+      <w:tr>
+        <w:tc>
+          <w:tcPr>
+            <w:tcW w:type="dxa" w:w="9360"/>
+            <w:shd w:fill="E2EFDA" w:val="clear"/>
+            <w:tcMar>
+              <w:top w:type="dxa" w:w="100"/>
+              <w:left w:type="dxa" w:w="170"/>
+              <w:bottom w:type="dxa" w:w="100"/>
+              <w:right w:type="dxa" w:w="150"/>
+            </w:tcMar>
+          </w:tcPr>
+          <w:p>
+            <w:pPr>
+              <w:spacing w:line="264"/>
+            </w:pPr>
+            <w:r>
+              <w:rPr>
+                <w:b/>
+                <w:bCs/>
+                <w:i w:val="false"/>
+                <w:iCs w:val="false"/>
+                <w:color w:val="3F6B2A"/>
+              </w:rPr>
+              <w:t xml:space="preserve">The team writes this exact hunt.  </w:t>
+            </w:r>
+            <w:r>
+              <w:rPr>
+                <w:b w:val="false"/>
+                <w:bCs w:val="false"/>
+                <w:i w:val="false"/>
+                <w:iCs w:val="false"/>
+              </w:rPr>
+              <w:t xml:space="preserve">On the V5 team this is the SpartanDrive drive object running an autonomous routine: Drivetrain.driveFor(forward, 12, inches) becomes drive.drive_distance(12), and Drivetrain.turnToHeading(...) becomes drive.turn_to_angle(...). Same hunt, same logic — just the team's names. The full map is in Appendix B (EXP → V5 Team Bridge).</w:t>
+            </w:r>
+          </w:p>
+        </w:tc>
+      </w:tr>
+    </w:tbl>
     <w:p>
       <w:pPr>
         <w:pBdr>
